--- a/contexto_proyecto.docx
+++ b/contexto_proyecto.docx
@@ -7,12 +7,12 @@
         <w:pStyle w:val="Heading2"/>
         <w:jc w:val="center"/>
         <w:rPr>
-          <w:lang w:val="en-US"/>
-        </w:rPr>
-      </w:pPr>
-      <w:r>
-        <w:rPr>
-          <w:lang w:val="en-US"/>
+          <w:lang w:val="es-ES"/>
+        </w:rPr>
+      </w:pPr>
+      <w:r>
+        <w:rPr>
+          <w:lang w:val="es-ES"/>
         </w:rPr>
         <w:t>Sistema de Salud Pública</w:t>
       </w:r>
@@ -78,15 +78,7 @@
         <w:t>cómo empezar a diseñar y construir tu sistema</w:t>
       </w:r>
       <w:r>
-        <w:t xml:space="preserve"> sobre tu </w:t>
-      </w:r>
-      <w:proofErr w:type="spellStart"/>
-      <w:r>
-        <w:t>stack</w:t>
-      </w:r>
-      <w:proofErr w:type="spellEnd"/>
-      <w:r>
-        <w:t xml:space="preserve"> (</w:t>
+        <w:t> sobre tu stack (</w:t>
       </w:r>
       <w:proofErr w:type="spellStart"/>
       <w:r>
@@ -116,7 +108,7 @@
           <w:lang w:val="en-US"/>
         </w:rPr>
         <w:pict w14:anchorId="663C3643">
-          <v:rect id="_x0000_i1067" style="width:0;height:.75pt" o:hralign="center" o:hrstd="t" o:hr="t" fillcolor="#a0a0a0" stroked="f"/>
+          <v:rect id="_x0000_i1025" style="width:0;height:.75pt" o:hralign="center" o:hrstd="t" o:hr="t" fillcolor="#a0a0a0" stroked="f"/>
         </w:pict>
       </w:r>
     </w:p>
@@ -322,6 +314,8 @@
         <w:t> o sistemas que no se comunican entre sí, lo que genera pérdida de información y repetición de exámenes.</w:t>
       </w:r>
     </w:p>
+    <w:p/>
+    <w:p/>
     <w:p>
       <w:pPr>
         <w:numPr>
@@ -334,6 +328,7 @@
           <w:b/>
           <w:bCs/>
         </w:rPr>
+        <w:lastRenderedPageBreak/>
         <w:t>Notificaciones y acompañamiento al paciente</w:t>
       </w:r>
       <w:r>
@@ -348,7 +343,6 @@
         </w:numPr>
       </w:pPr>
       <w:r>
-        <w:lastRenderedPageBreak/>
         <w:t>Falta un sistema simple que envíe recordatorios automáticos (SMS/WhatsApp) de turnos, permita confirmar o cancelar, y reduzca la tasa de “no-</w:t>
       </w:r>
       <w:proofErr w:type="gramStart"/>
@@ -489,7 +483,7 @@
           <w:lang w:val="en-US"/>
         </w:rPr>
         <w:pict w14:anchorId="2EFA992F">
-          <v:rect id="_x0000_i1068" style="width:0;height:.75pt" o:hralign="center" o:hrstd="t" o:hr="t" fillcolor="#a0a0a0" stroked="f"/>
+          <v:rect id="_x0000_i1026" style="width:0;height:.75pt" o:hralign="center" o:hrstd="t" o:hr="t" fillcolor="#a0a0a0" stroked="f"/>
         </w:pict>
       </w:r>
     </w:p>
@@ -705,8 +699,11 @@
         <w:t> para fichas clínicas electrónicas y cumplimiento de SII/Fonasa cuando se integra facturación.</w:t>
       </w:r>
     </w:p>
-    <w:p>
-      <w:r>
+    <w:p/>
+    <w:p/>
+    <w:p>
+      <w:r>
+        <w:lastRenderedPageBreak/>
         <w:t>Tu producto puede ser </w:t>
       </w:r>
       <w:r>
@@ -778,7 +775,6 @@
         </w:numPr>
       </w:pPr>
       <w:r>
-        <w:lastRenderedPageBreak/>
         <w:t>centros de salud mental o especialistas independientes.</w:t>
       </w:r>
     </w:p>
@@ -793,7 +789,7 @@
           <w:lang w:val="en-US"/>
         </w:rPr>
         <w:pict w14:anchorId="5ED368AE">
-          <v:rect id="_x0000_i1069" style="width:0;height:.75pt" o:hralign="center" o:hrstd="t" o:hr="t" fillcolor="#a0a0a0" stroked="f"/>
+          <v:rect id="_x0000_i1027" style="width:0;height:.75pt" o:hralign="center" o:hrstd="t" o:hr="t" fillcolor="#a0a0a0" stroked="f"/>
         </w:pict>
       </w:r>
     </w:p>
@@ -814,23 +810,7 @@
     </w:p>
     <w:p>
       <w:r>
-        <w:t xml:space="preserve">Con tu </w:t>
-      </w:r>
-      <w:proofErr w:type="spellStart"/>
-      <w:r>
-        <w:t>stack</w:t>
-      </w:r>
-      <w:proofErr w:type="spellEnd"/>
-      <w:r>
-        <w:t xml:space="preserve"> (</w:t>
-      </w:r>
-      <w:proofErr w:type="spellStart"/>
-      <w:r>
-        <w:t>TypeScript</w:t>
-      </w:r>
-      <w:proofErr w:type="spellEnd"/>
-      <w:r>
-        <w:t xml:space="preserve">, Node.js, </w:t>
+        <w:t xml:space="preserve">Con tu stack (TypeScript, Node.js, </w:t>
       </w:r>
       <w:proofErr w:type="spellStart"/>
       <w:r>
@@ -1167,8 +1147,9 @@
         <w:rPr>
           <w:lang w:val="en-US"/>
         </w:rPr>
+        <w:lastRenderedPageBreak/>
         <w:pict w14:anchorId="6F63B56C">
-          <v:rect id="_x0000_i1070" style="width:0;height:.75pt" o:hralign="center" o:hrstd="t" o:hr="t" fillcolor="#a0a0a0" stroked="f"/>
+          <v:rect id="_x0000_i1028" style="width:0;height:.75pt" o:hralign="center" o:hrstd="t" o:hr="t" fillcolor="#a0a0a0" stroked="f"/>
         </w:pict>
       </w:r>
     </w:p>
@@ -1206,7 +1187,6 @@
         <w:rPr>
           <w:lang w:val="en-US"/>
         </w:rPr>
-        <w:lastRenderedPageBreak/>
         <w:t xml:space="preserve">users (admins, </w:t>
       </w:r>
       <w:proofErr w:type="spellStart"/>
@@ -1547,7 +1527,7 @@
           <w:lang w:val="en-US"/>
         </w:rPr>
         <w:pict w14:anchorId="5F33E4BF">
-          <v:rect id="_x0000_i1071" style="width:0;height:.75pt" o:hralign="center" o:hrstd="t" o:hr="t" fillcolor="#a0a0a0" stroked="f"/>
+          <v:rect id="_x0000_i1029" style="width:0;height:.75pt" o:hralign="center" o:hrstd="t" o:hr="t" fillcolor="#a0a0a0" stroked="f"/>
         </w:pict>
       </w:r>
     </w:p>
@@ -1816,6 +1796,7 @@
         <w:rPr>
           <w:lang w:val="en-US"/>
         </w:rPr>
+        <w:lastRenderedPageBreak/>
         <w:t xml:space="preserve">Agenda </w:t>
       </w:r>
       <w:proofErr w:type="spellStart"/>
@@ -1912,7 +1893,6 @@
         <w:rPr>
           <w:lang w:val="en-US"/>
         </w:rPr>
-        <w:lastRenderedPageBreak/>
         <w:t>Interfaz</w:t>
       </w:r>
       <w:proofErr w:type="spellEnd"/>
@@ -2093,7 +2073,7 @@
           <w:lang w:val="en-US"/>
         </w:rPr>
         <w:pict w14:anchorId="64DB5E9B">
-          <v:rect id="_x0000_i1072" style="width:0;height:.75pt" o:hralign="center" o:hrstd="t" o:hr="t" fillcolor="#a0a0a0" stroked="f"/>
+          <v:rect id="_x0000_i1030" style="width:0;height:.75pt" o:hralign="center" o:hrstd="t" o:hr="t" fillcolor="#a0a0a0" stroked="f"/>
         </w:pict>
       </w:r>
     </w:p>
@@ -2277,7 +2257,7 @@
           <w:lang w:val="en-US"/>
         </w:rPr>
         <w:pict w14:anchorId="4EC95DBD">
-          <v:rect id="_x0000_i1073" style="width:0;height:.75pt" o:hralign="center" o:hrstd="t" o:hr="t" fillcolor="#a0a0a0" stroked="f"/>
+          <v:rect id="_x0000_i1031" style="width:0;height:.75pt" o:hralign="center" o:hrstd="t" o:hr="t" fillcolor="#a0a0a0" stroked="f"/>
         </w:pict>
       </w:r>
     </w:p>
@@ -2363,6 +2343,7 @@
         </w:numPr>
       </w:pPr>
       <w:r>
+        <w:lastRenderedPageBreak/>
         <w:t>¿Cómo manejan hoy turnos y fichas?</w:t>
       </w:r>
     </w:p>
@@ -2400,7 +2381,6 @@
           <w:b/>
           <w:bCs/>
         </w:rPr>
-        <w:lastRenderedPageBreak/>
         <w:t>Definir un MVP muy chico</w:t>
       </w:r>
       <w:r>
@@ -2578,7 +2558,7 @@
     <w:p>
       <w:pPr>
         <w:rPr>
-          <w:lang w:val="en-US"/>
+          <w:lang w:val="es-ES"/>
         </w:rPr>
       </w:pPr>
     </w:p>
@@ -4810,6 +4790,7 @@
   <w:style w:type="character" w:default="1" w:styleId="DefaultParagraphFont">
     <w:name w:val="Default Paragraph Font"/>
     <w:uiPriority w:val="1"/>
+    <w:semiHidden/>
     <w:unhideWhenUsed/>
   </w:style>
   <w:style w:type="table" w:default="1" w:styleId="TableNormal">
